--- a/作业三.docx
+++ b/作业三.docx
@@ -92,7 +92,7 @@
                     </pic:cNvPicPr>
                   </pic:nvPicPr>
                   <pic:blipFill>
-                    <a:blip r:embed="rId5" cstate="print">
+                    <a:blip r:embed="rId7" cstate="print">
                       <a:extLst>
                         <a:ext uri="{28A0092B-C50C-407E-A947-70E740481C1C}">
                           <a14:useLocalDpi xmlns:a14="http://schemas.microsoft.com/office/drawing/2010/main" val="0"/>
@@ -148,9 +148,10 @@
       <w:r>
         <w:rPr>
           <w:rFonts w:ascii="Times New Roman" w:hAnsi="Times New Roman" w:cs="Times New Roman"/>
+          <w:noProof/>
         </w:rPr>
         <w:drawing>
-          <wp:inline distT="0" distB="0" distL="0" distR="0" wp14:anchorId="6CBB98A3" wp14:editId="11E6FFFD">
+          <wp:inline distT="0" distB="0" distL="0" distR="0" wp14:anchorId="6CBB98A3" wp14:editId="6E53D6D3">
             <wp:extent cx="2314081" cy="1803400"/>
             <wp:effectExtent l="0" t="0" r="0" b="6350"/>
             <wp:docPr id="14456878" name="图片 3"/>
@@ -167,7 +168,7 @@
                     </pic:cNvPicPr>
                   </pic:nvPicPr>
                   <pic:blipFill>
-                    <a:blip r:embed="rId6" cstate="print">
+                    <a:blip r:embed="rId8" cstate="print">
                       <a:extLst>
                         <a:ext uri="{28A0092B-C50C-407E-A947-70E740481C1C}">
                           <a14:useLocalDpi xmlns:a14="http://schemas.microsoft.com/office/drawing/2010/main" val="0"/>
@@ -204,7 +205,7 @@
           <w:noProof/>
         </w:rPr>
         <w:drawing>
-          <wp:inline distT="0" distB="0" distL="0" distR="0" wp14:anchorId="46F826B2" wp14:editId="5D5E9E2D">
+          <wp:inline distT="0" distB="0" distL="0" distR="0" wp14:anchorId="46F826B2" wp14:editId="761A69A5">
             <wp:extent cx="2302091" cy="1804035"/>
             <wp:effectExtent l="0" t="0" r="3175" b="5715"/>
             <wp:docPr id="1777932649" name="图片 4"/>
@@ -221,7 +222,7 @@
                     </pic:cNvPicPr>
                   </pic:nvPicPr>
                   <pic:blipFill>
-                    <a:blip r:embed="rId7" cstate="print">
+                    <a:blip r:embed="rId9" cstate="print">
                       <a:extLst>
                         <a:ext uri="{28A0092B-C50C-407E-A947-70E740481C1C}">
                           <a14:useLocalDpi xmlns:a14="http://schemas.microsoft.com/office/drawing/2010/main" val="0"/>
@@ -303,13 +304,7 @@
         <w:rPr>
           <w:rFonts w:ascii="Times New Roman" w:hAnsi="Times New Roman" w:cs="Times New Roman"/>
         </w:rPr>
-        <w:t>用管理员模式打开，</w:t>
-      </w:r>
-      <w:r>
-        <w:rPr>
-          <w:rFonts w:ascii="Times New Roman" w:hAnsi="Times New Roman" w:cs="Times New Roman"/>
-        </w:rPr>
-        <w:t>用</w:t>
+        <w:t>用管理员模式打开，用</w:t>
       </w:r>
       <w:r>
         <w:rPr>
@@ -362,6 +357,7 @@
       <w:r>
         <w:rPr>
           <w:rFonts w:ascii="Times New Roman" w:hAnsi="Times New Roman" w:cs="Times New Roman"/>
+          <w:noProof/>
         </w:rPr>
         <w:lastRenderedPageBreak/>
         <w:drawing>
@@ -382,7 +378,7 @@
                     </pic:cNvPicPr>
                   </pic:nvPicPr>
                   <pic:blipFill>
-                    <a:blip r:embed="rId8">
+                    <a:blip r:embed="rId10">
                       <a:extLst>
                         <a:ext uri="{28A0092B-C50C-407E-A947-70E740481C1C}">
                           <a14:useLocalDpi xmlns:a14="http://schemas.microsoft.com/office/drawing/2010/main" val="0"/>
@@ -486,6 +482,7 @@
       <w:r>
         <w:rPr>
           <w:rFonts w:ascii="Times New Roman" w:hAnsi="Times New Roman" w:cs="Times New Roman"/>
+          <w:noProof/>
         </w:rPr>
         <w:drawing>
           <wp:inline distT="0" distB="0" distL="0" distR="0" wp14:anchorId="7FC10823" wp14:editId="06045F54">
@@ -505,7 +502,7 @@
                     </pic:cNvPicPr>
                   </pic:nvPicPr>
                   <pic:blipFill>
-                    <a:blip r:embed="rId9">
+                    <a:blip r:embed="rId11">
                       <a:extLst>
                         <a:ext uri="{28A0092B-C50C-407E-A947-70E740481C1C}">
                           <a14:useLocalDpi xmlns:a14="http://schemas.microsoft.com/office/drawing/2010/main" val="0"/>
@@ -567,6 +564,9 @@
     <w:p>
       <w:pPr>
         <w:ind w:firstLine="480"/>
+        <w:rPr>
+          <w:rFonts w:hint="eastAsia"/>
+        </w:rPr>
       </w:pPr>
       <w:r>
         <w:rPr>
@@ -614,6 +614,9 @@
     <w:p>
       <w:pPr>
         <w:ind w:firstLine="480"/>
+        <w:rPr>
+          <w:rFonts w:hint="eastAsia"/>
+        </w:rPr>
       </w:pPr>
       <w:r>
         <w:rPr>
@@ -628,8 +631,14 @@
     <w:p>
       <w:pPr>
         <w:ind w:firstLine="480"/>
-      </w:pPr>
-      <w:r>
+        <w:rPr>
+          <w:rFonts w:hint="eastAsia"/>
+        </w:rPr>
+      </w:pPr>
+      <w:r>
+        <w:rPr>
+          <w:noProof/>
+        </w:rPr>
         <w:drawing>
           <wp:inline distT="0" distB="0" distL="0" distR="0" wp14:anchorId="598A90DA" wp14:editId="20CE3049">
             <wp:extent cx="5274310" cy="836295"/>
@@ -646,7 +655,7 @@
                     <pic:cNvPicPr/>
                   </pic:nvPicPr>
                   <pic:blipFill>
-                    <a:blip r:embed="rId10"/>
+                    <a:blip r:embed="rId12"/>
                     <a:stretch>
                       <a:fillRect/>
                     </a:stretch>
@@ -670,6 +679,9 @@
     <w:p>
       <w:pPr>
         <w:ind w:firstLine="480"/>
+        <w:rPr>
+          <w:rFonts w:hint="eastAsia"/>
+        </w:rPr>
       </w:pPr>
       <w:r>
         <w:rPr>
@@ -681,8 +693,14 @@
     <w:p>
       <w:pPr>
         <w:ind w:firstLine="480"/>
-      </w:pPr>
-      <w:r>
+        <w:rPr>
+          <w:rFonts w:hint="eastAsia"/>
+        </w:rPr>
+      </w:pPr>
+      <w:r>
+        <w:rPr>
+          <w:noProof/>
+        </w:rPr>
         <w:lastRenderedPageBreak/>
         <w:drawing>
           <wp:inline distT="0" distB="0" distL="0" distR="0" wp14:anchorId="79818609" wp14:editId="0502F517">
@@ -700,7 +718,7 @@
                     <pic:cNvPicPr/>
                   </pic:nvPicPr>
                   <pic:blipFill>
-                    <a:blip r:embed="rId11"/>
+                    <a:blip r:embed="rId13"/>
                     <a:stretch>
                       <a:fillRect/>
                     </a:stretch>
@@ -724,6 +742,9 @@
     <w:p>
       <w:pPr>
         <w:ind w:firstLine="480"/>
+        <w:rPr>
+          <w:rFonts w:hint="eastAsia"/>
+        </w:rPr>
       </w:pPr>
       <w:r>
         <w:t>选择</w:t>
@@ -762,8 +783,14 @@
     <w:p>
       <w:pPr>
         <w:ind w:firstLine="480"/>
-      </w:pPr>
-      <w:r>
+        <w:rPr>
+          <w:rFonts w:hint="eastAsia"/>
+        </w:rPr>
+      </w:pPr>
+      <w:r>
+        <w:rPr>
+          <w:noProof/>
+        </w:rPr>
         <w:drawing>
           <wp:inline distT="0" distB="0" distL="0" distR="0" wp14:anchorId="33BD0808" wp14:editId="5A92D27B">
             <wp:extent cx="5274310" cy="867410"/>
@@ -782,7 +809,7 @@
                     </pic:cNvPicPr>
                   </pic:nvPicPr>
                   <pic:blipFill>
-                    <a:blip r:embed="rId12">
+                    <a:blip r:embed="rId14">
                       <a:extLst>
                         <a:ext uri="{28A0092B-C50C-407E-A947-70E740481C1C}">
                           <a14:useLocalDpi xmlns:a14="http://schemas.microsoft.com/office/drawing/2010/main" val="0"/>
@@ -817,6 +844,9 @@
     <w:p>
       <w:pPr>
         <w:ind w:firstLine="480"/>
+        <w:rPr>
+          <w:rFonts w:hint="eastAsia"/>
+        </w:rPr>
       </w:pPr>
       <w:r>
         <w:rPr>
@@ -837,6 +867,9 @@
         <w:t>密钥之后</w:t>
       </w:r>
       <w:r>
+        <w:rPr>
+          <w:noProof/>
+        </w:rPr>
         <w:lastRenderedPageBreak/>
         <w:drawing>
           <wp:inline distT="0" distB="0" distL="0" distR="0" wp14:anchorId="25DC2845" wp14:editId="5C91B807">
@@ -854,7 +887,7 @@
                     <pic:cNvPicPr/>
                   </pic:nvPicPr>
                   <pic:blipFill>
-                    <a:blip r:embed="rId13"/>
+                    <a:blip r:embed="rId15"/>
                     <a:stretch>
                       <a:fillRect/>
                     </a:stretch>
@@ -878,6 +911,9 @@
     <w:p>
       <w:pPr>
         <w:ind w:firstLine="480"/>
+        <w:rPr>
+          <w:rFonts w:hint="eastAsia"/>
+        </w:rPr>
       </w:pPr>
       <w:r>
         <w:rPr>
@@ -889,8 +925,14 @@
     <w:p>
       <w:pPr>
         <w:ind w:firstLine="480"/>
-      </w:pPr>
-      <w:r>
+        <w:rPr>
+          <w:rFonts w:hint="eastAsia"/>
+        </w:rPr>
+      </w:pPr>
+      <w:r>
+        <w:rPr>
+          <w:noProof/>
+        </w:rPr>
         <w:drawing>
           <wp:inline distT="0" distB="0" distL="0" distR="0" wp14:anchorId="55941474" wp14:editId="3F26838E">
             <wp:extent cx="5274310" cy="2988310"/>
@@ -907,7 +949,7 @@
                     <pic:cNvPicPr/>
                   </pic:nvPicPr>
                   <pic:blipFill>
-                    <a:blip r:embed="rId14"/>
+                    <a:blip r:embed="rId16"/>
                     <a:stretch>
                       <a:fillRect/>
                     </a:stretch>
@@ -932,6 +974,9 @@
       <w:pPr>
         <w:pStyle w:val="2"/>
         <w:ind w:firstLine="560"/>
+        <w:rPr>
+          <w:rFonts w:hint="eastAsia"/>
+        </w:rPr>
       </w:pPr>
       <w:r>
         <w:rPr>
@@ -949,6 +994,9 @@
     <w:p>
       <w:pPr>
         <w:ind w:firstLine="480"/>
+        <w:rPr>
+          <w:rFonts w:hint="eastAsia"/>
+        </w:rPr>
       </w:pPr>
       <w:r>
         <w:rPr>
@@ -960,6 +1008,9 @@
     <w:p>
       <w:pPr>
         <w:ind w:firstLine="480"/>
+        <w:rPr>
+          <w:rFonts w:hint="eastAsia"/>
+        </w:rPr>
       </w:pPr>
       <w:r>
         <w:rPr>
@@ -1014,7 +1065,7 @@
         </w:rPr>
         <w:lastRenderedPageBreak/>
         <w:drawing>
-          <wp:inline distT="0" distB="0" distL="0" distR="0" wp14:anchorId="147591C7" wp14:editId="4205C251">
+          <wp:inline distT="0" distB="0" distL="0" distR="0" wp14:anchorId="147591C7" wp14:editId="14BB723E">
             <wp:extent cx="5274310" cy="2889250"/>
             <wp:effectExtent l="0" t="0" r="2540" b="6350"/>
             <wp:docPr id="1243714620" name="图片 11"/>
@@ -1031,7 +1082,7 @@
                     </pic:cNvPicPr>
                   </pic:nvPicPr>
                   <pic:blipFill>
-                    <a:blip r:embed="rId15" cstate="print">
+                    <a:blip r:embed="rId17" cstate="print">
                       <a:extLst>
                         <a:ext uri="{28A0092B-C50C-407E-A947-70E740481C1C}">
                           <a14:useLocalDpi xmlns:a14="http://schemas.microsoft.com/office/drawing/2010/main" val="0"/>
@@ -1066,6 +1117,9 @@
     <w:p>
       <w:pPr>
         <w:ind w:firstLine="480"/>
+        <w:rPr>
+          <w:rFonts w:hint="eastAsia"/>
+        </w:rPr>
       </w:pPr>
       <w:r>
         <w:rPr>
@@ -1108,8 +1162,14 @@
     <w:p>
       <w:pPr>
         <w:ind w:firstLine="480"/>
-      </w:pPr>
-      <w:r>
+        <w:rPr>
+          <w:rFonts w:hint="eastAsia"/>
+        </w:rPr>
+      </w:pPr>
+      <w:r>
+        <w:rPr>
+          <w:noProof/>
+        </w:rPr>
         <w:lastRenderedPageBreak/>
         <w:drawing>
           <wp:inline distT="0" distB="0" distL="0" distR="0" wp14:anchorId="1BAAC2B6" wp14:editId="79C88DA0">
@@ -1129,7 +1189,7 @@
                     </pic:cNvPicPr>
                   </pic:nvPicPr>
                   <pic:blipFill>
-                    <a:blip r:embed="rId16">
+                    <a:blip r:embed="rId18">
                       <a:extLst>
                         <a:ext uri="{28A0092B-C50C-407E-A947-70E740481C1C}">
                           <a14:useLocalDpi xmlns:a14="http://schemas.microsoft.com/office/drawing/2010/main" val="0"/>
@@ -1164,6 +1224,9 @@
     <w:p>
       <w:pPr>
         <w:ind w:firstLine="480"/>
+        <w:rPr>
+          <w:rFonts w:hint="eastAsia"/>
+        </w:rPr>
       </w:pPr>
       <w:r>
         <w:t>在</w:t>
@@ -1199,8 +1262,14 @@
     <w:p>
       <w:pPr>
         <w:ind w:firstLine="480"/>
-      </w:pPr>
-      <w:r>
+        <w:rPr>
+          <w:rFonts w:hint="eastAsia"/>
+        </w:rPr>
+      </w:pPr>
+      <w:r>
+        <w:rPr>
+          <w:noProof/>
+        </w:rPr>
         <w:drawing>
           <wp:inline distT="0" distB="0" distL="0" distR="0" wp14:anchorId="4729CCB9" wp14:editId="547FA5D3">
             <wp:extent cx="5274310" cy="2846705"/>
@@ -1217,7 +1286,7 @@
                     <pic:cNvPicPr/>
                   </pic:nvPicPr>
                   <pic:blipFill>
-                    <a:blip r:embed="rId17"/>
+                    <a:blip r:embed="rId19"/>
                     <a:stretch>
                       <a:fillRect/>
                     </a:stretch>
@@ -1241,6 +1310,9 @@
     <w:p>
       <w:pPr>
         <w:ind w:firstLine="480"/>
+        <w:rPr>
+          <w:rFonts w:hint="eastAsia"/>
+        </w:rPr>
       </w:pPr>
       <w:r>
         <w:rPr>
@@ -1265,19 +1337,14 @@
     <w:p>
       <w:pPr>
         <w:ind w:firstLine="480"/>
-      </w:pPr>
-    </w:p>
-    <w:p>
-      <w:pPr>
-        <w:ind w:firstLine="480"/>
-      </w:pPr>
-      <w:r>
-        <w:rPr>
-          <w:rFonts w:hint="eastAsia"/>
-        </w:rPr>
-        <w:t>peizhihaozhihou</w:t>
-      </w:r>
-      <w:r>
+        <w:rPr>
+          <w:rFonts w:hint="eastAsia"/>
+        </w:rPr>
+      </w:pPr>
+      <w:r>
+        <w:rPr>
+          <w:noProof/>
+        </w:rPr>
         <w:drawing>
           <wp:inline distT="0" distB="0" distL="0" distR="0" wp14:anchorId="50D363E3" wp14:editId="640229AD">
             <wp:extent cx="5274310" cy="3006090"/>
@@ -1296,7 +1363,7 @@
                     </pic:cNvPicPr>
                   </pic:nvPicPr>
                   <pic:blipFill>
-                    <a:blip r:embed="rId18" cstate="print">
+                    <a:blip r:embed="rId20" cstate="print">
                       <a:extLst>
                         <a:ext uri="{28A0092B-C50C-407E-A947-70E740481C1C}">
                           <a14:useLocalDpi xmlns:a14="http://schemas.microsoft.com/office/drawing/2010/main" val="0"/>
@@ -1331,6 +1398,9 @@
     <w:p>
       <w:pPr>
         <w:ind w:firstLine="480"/>
+        <w:rPr>
+          <w:rFonts w:hint="eastAsia"/>
+        </w:rPr>
       </w:pPr>
       <w:r>
         <w:rPr>
@@ -1352,7 +1422,7 @@
         </w:rPr>
         <w:lastRenderedPageBreak/>
         <w:drawing>
-          <wp:inline distT="0" distB="0" distL="0" distR="0" wp14:anchorId="78D2F8E0" wp14:editId="245749CD">
+          <wp:inline distT="0" distB="0" distL="0" distR="0" wp14:anchorId="78D2F8E0" wp14:editId="2FC431E9">
             <wp:extent cx="5274310" cy="4786630"/>
             <wp:effectExtent l="0" t="0" r="2540" b="0"/>
             <wp:docPr id="1334417246" name="图片 16"/>
@@ -1369,7 +1439,7 @@
                     </pic:cNvPicPr>
                   </pic:nvPicPr>
                   <pic:blipFill>
-                    <a:blip r:embed="rId19" cstate="print">
+                    <a:blip r:embed="rId21" cstate="print">
                       <a:extLst>
                         <a:ext uri="{28A0092B-C50C-407E-A947-70E740481C1C}">
                           <a14:useLocalDpi xmlns:a14="http://schemas.microsoft.com/office/drawing/2010/main" val="0"/>
@@ -1402,6 +1472,12 @@
       </w:r>
     </w:p>
     <w:sectPr>
+      <w:headerReference w:type="even" r:id="rId22"/>
+      <w:headerReference w:type="default" r:id="rId23"/>
+      <w:footerReference w:type="even" r:id="rId24"/>
+      <w:footerReference w:type="default" r:id="rId25"/>
+      <w:headerReference w:type="first" r:id="rId26"/>
+      <w:footerReference w:type="first" r:id="rId27"/>
       <w:pgSz w:w="11906" w:h="16838"/>
       <w:pgMar w:top="1440" w:right="1800" w:bottom="1440" w:left="1800" w:header="851" w:footer="992" w:gutter="0"/>
       <w:cols w:space="425"/>
@@ -1409,6 +1485,156 @@
     </w:sectPr>
   </w:body>
 </w:document>
+</file>
+
+<file path=word/endnotes.xml><?xml version="1.0" encoding="utf-8"?>
+<w:endnotes xmlns:wpc="http://schemas.microsoft.com/office/word/2010/wordprocessingCanvas" xmlns:cx="http://schemas.microsoft.com/office/drawing/2014/chartex" xmlns:cx1="http://schemas.microsoft.com/office/drawing/2015/9/8/chartex" xmlns:cx2="http://schemas.microsoft.com/office/drawing/2015/10/21/chartex" xmlns:cx3="http://schemas.microsoft.com/office/drawing/2016/5/9/chartex" xmlns:cx4="http://schemas.microsoft.com/office/drawing/2016/5/10/chartex" xmlns:cx5="http://schemas.microsoft.com/office/drawing/2016/5/11/chartex" xmlns:cx6="http://schemas.microsoft.com/office/drawing/2016/5/12/chartex" xmlns:cx7="http://schemas.microsoft.com/office/drawing/2016/5/13/chartex" xmlns:cx8="http://schemas.microsoft.com/office/drawing/2016/5/14/chartex" xmlns:mc="http://schemas.openxmlformats.org/markup-compatibility/2006" xmlns:aink="http://schemas.microsoft.com/office/drawing/2016/ink" xmlns:am3d="http://schemas.microsoft.com/office/drawing/2017/model3d" xmlns:o="urn:schemas-microsoft-com:office:office" xmlns:oel="http://schemas.microsoft.com/office/2019/extlst" xmlns:r="http://schemas.openxmlformats.org/officeDocument/2006/relationships" xmlns:m="http://schemas.openxmlformats.org/officeDocument/2006/math" xmlns:v="urn:schemas-microsoft-com:vml" xmlns:wp14="http://schemas.microsoft.com/office/word/2010/wordprocessingDrawing" xmlns:wp="http://schemas.openxmlformats.org/drawingml/2006/wordprocessingDrawing" xmlns:w10="urn:schemas-microsoft-com:office:word" xmlns:w="http://schemas.openxmlformats.org/wordprocessingml/2006/main" xmlns:w14="http://schemas.microsoft.com/office/word/2010/wordml" xmlns:w15="http://schemas.microsoft.com/office/word/2012/wordml" xmlns:w16cex="http://schemas.microsoft.com/office/word/2018/wordml/cex" xmlns:w16cid="http://schemas.microsoft.com/office/word/2016/wordml/cid" xmlns:w16="http://schemas.microsoft.com/office/word/2018/wordml" xmlns:w16du="http://schemas.microsoft.com/office/word/2023/wordml/word16du" xmlns:w16sdtdh="http://schemas.microsoft.com/office/word/2020/wordml/sdtdatahash" xmlns:w16sdtfl="http://schemas.microsoft.com/office/word/2024/wordml/sdtformatlock" xmlns:w16se="http://schemas.microsoft.com/office/word/2015/wordml/symex" xmlns:wpg="http://schemas.microsoft.com/office/word/2010/wordprocessingGroup" xmlns:wpi="http://schemas.microsoft.com/office/word/2010/wordprocessingInk" xmlns:wne="http://schemas.microsoft.com/office/word/2006/wordml" xmlns:wps="http://schemas.microsoft.com/office/word/2010/wordprocessingShape" mc:Ignorable="w14 w15 w16se w16cid w16 w16cex w16sdtdh w16sdtfl w16du wp14">
+  <w:endnote w:type="separator" w:id="-1">
+    <w:p>
+      <w:pPr>
+        <w:spacing w:after="0"/>
+        <w:ind w:firstLine="480"/>
+        <w:rPr>
+          <w:rFonts w:hint="eastAsia"/>
+        </w:rPr>
+      </w:pPr>
+      <w:r>
+        <w:separator/>
+      </w:r>
+    </w:p>
+  </w:endnote>
+  <w:endnote w:type="continuationSeparator" w:id="0">
+    <w:p>
+      <w:pPr>
+        <w:spacing w:after="0"/>
+        <w:ind w:firstLine="480"/>
+        <w:rPr>
+          <w:rFonts w:hint="eastAsia"/>
+        </w:rPr>
+      </w:pPr>
+      <w:r>
+        <w:continuationSeparator/>
+      </w:r>
+    </w:p>
+  </w:endnote>
+</w:endnotes>
+</file>
+
+<file path=word/footer1.xml><?xml version="1.0" encoding="utf-8"?>
+<w:ftr xmlns:wpc="http://schemas.microsoft.com/office/word/2010/wordprocessingCanvas" xmlns:cx="http://schemas.microsoft.com/office/drawing/2014/chartex" xmlns:cx1="http://schemas.microsoft.com/office/drawing/2015/9/8/chartex" xmlns:cx2="http://schemas.microsoft.com/office/drawing/2015/10/21/chartex" xmlns:cx3="http://schemas.microsoft.com/office/drawing/2016/5/9/chartex" xmlns:cx4="http://schemas.microsoft.com/office/drawing/2016/5/10/chartex" xmlns:cx5="http://schemas.microsoft.com/office/drawing/2016/5/11/chartex" xmlns:cx6="http://schemas.microsoft.com/office/drawing/2016/5/12/chartex" xmlns:cx7="http://schemas.microsoft.com/office/drawing/2016/5/13/chartex" xmlns:cx8="http://schemas.microsoft.com/office/drawing/2016/5/14/chartex" xmlns:mc="http://schemas.openxmlformats.org/markup-compatibility/2006" xmlns:aink="http://schemas.microsoft.com/office/drawing/2016/ink" xmlns:am3d="http://schemas.microsoft.com/office/drawing/2017/model3d" xmlns:o="urn:schemas-microsoft-com:office:office" xmlns:oel="http://schemas.microsoft.com/office/2019/extlst" xmlns:r="http://schemas.openxmlformats.org/officeDocument/2006/relationships" xmlns:m="http://schemas.openxmlformats.org/officeDocument/2006/math" xmlns:v="urn:schemas-microsoft-com:vml" xmlns:wp14="http://schemas.microsoft.com/office/word/2010/wordprocessingDrawing" xmlns:wp="http://schemas.openxmlformats.org/drawingml/2006/wordprocessingDrawing" xmlns:w10="urn:schemas-microsoft-com:office:word" xmlns:w="http://schemas.openxmlformats.org/wordprocessingml/2006/main" xmlns:w14="http://schemas.microsoft.com/office/word/2010/wordml" xmlns:w15="http://schemas.microsoft.com/office/word/2012/wordml" xmlns:w16cex="http://schemas.microsoft.com/office/word/2018/wordml/cex" xmlns:w16cid="http://schemas.microsoft.com/office/word/2016/wordml/cid" xmlns:w16="http://schemas.microsoft.com/office/word/2018/wordml" xmlns:w16du="http://schemas.microsoft.com/office/word/2023/wordml/word16du" xmlns:w16sdtdh="http://schemas.microsoft.com/office/word/2020/wordml/sdtdatahash" xmlns:w16sdtfl="http://schemas.microsoft.com/office/word/2024/wordml/sdtformatlock" xmlns:w16se="http://schemas.microsoft.com/office/word/2015/wordml/symex" xmlns:wpg="http://schemas.microsoft.com/office/word/2010/wordprocessingGroup" xmlns:wpi="http://schemas.microsoft.com/office/word/2010/wordprocessingInk" xmlns:wne="http://schemas.microsoft.com/office/word/2006/wordml" xmlns:wps="http://schemas.microsoft.com/office/word/2010/wordprocessingShape" mc:Ignorable="w14 w15 w16se w16cid w16 w16cex w16sdtdh w16sdtfl w16du wp14">
+  <w:p>
+    <w:pPr>
+      <w:pStyle w:val="af3"/>
+      <w:ind w:firstLine="360"/>
+      <w:rPr>
+        <w:rFonts w:hint="eastAsia"/>
+      </w:rPr>
+    </w:pPr>
+  </w:p>
+</w:ftr>
+</file>
+
+<file path=word/footer2.xml><?xml version="1.0" encoding="utf-8"?>
+<w:ftr xmlns:wpc="http://schemas.microsoft.com/office/word/2010/wordprocessingCanvas" xmlns:cx="http://schemas.microsoft.com/office/drawing/2014/chartex" xmlns:cx1="http://schemas.microsoft.com/office/drawing/2015/9/8/chartex" xmlns:cx2="http://schemas.microsoft.com/office/drawing/2015/10/21/chartex" xmlns:cx3="http://schemas.microsoft.com/office/drawing/2016/5/9/chartex" xmlns:cx4="http://schemas.microsoft.com/office/drawing/2016/5/10/chartex" xmlns:cx5="http://schemas.microsoft.com/office/drawing/2016/5/11/chartex" xmlns:cx6="http://schemas.microsoft.com/office/drawing/2016/5/12/chartex" xmlns:cx7="http://schemas.microsoft.com/office/drawing/2016/5/13/chartex" xmlns:cx8="http://schemas.microsoft.com/office/drawing/2016/5/14/chartex" xmlns:mc="http://schemas.openxmlformats.org/markup-compatibility/2006" xmlns:aink="http://schemas.microsoft.com/office/drawing/2016/ink" xmlns:am3d="http://schemas.microsoft.com/office/drawing/2017/model3d" xmlns:o="urn:schemas-microsoft-com:office:office" xmlns:oel="http://schemas.microsoft.com/office/2019/extlst" xmlns:r="http://schemas.openxmlformats.org/officeDocument/2006/relationships" xmlns:m="http://schemas.openxmlformats.org/officeDocument/2006/math" xmlns:v="urn:schemas-microsoft-com:vml" xmlns:wp14="http://schemas.microsoft.com/office/word/2010/wordprocessingDrawing" xmlns:wp="http://schemas.openxmlformats.org/drawingml/2006/wordprocessingDrawing" xmlns:w10="urn:schemas-microsoft-com:office:word" xmlns:w="http://schemas.openxmlformats.org/wordprocessingml/2006/main" xmlns:w14="http://schemas.microsoft.com/office/word/2010/wordml" xmlns:w15="http://schemas.microsoft.com/office/word/2012/wordml" xmlns:w16cex="http://schemas.microsoft.com/office/word/2018/wordml/cex" xmlns:w16cid="http://schemas.microsoft.com/office/word/2016/wordml/cid" xmlns:w16="http://schemas.microsoft.com/office/word/2018/wordml" xmlns:w16du="http://schemas.microsoft.com/office/word/2023/wordml/word16du" xmlns:w16sdtdh="http://schemas.microsoft.com/office/word/2020/wordml/sdtdatahash" xmlns:w16sdtfl="http://schemas.microsoft.com/office/word/2024/wordml/sdtformatlock" xmlns:w16se="http://schemas.microsoft.com/office/word/2015/wordml/symex" xmlns:wpg="http://schemas.microsoft.com/office/word/2010/wordprocessingGroup" xmlns:wpi="http://schemas.microsoft.com/office/word/2010/wordprocessingInk" xmlns:wne="http://schemas.microsoft.com/office/word/2006/wordml" xmlns:wps="http://schemas.microsoft.com/office/word/2010/wordprocessingShape" mc:Ignorable="w14 w15 w16se w16cid w16 w16cex w16sdtdh w16sdtfl w16du wp14">
+  <w:p>
+    <w:pPr>
+      <w:pStyle w:val="af3"/>
+      <w:ind w:firstLine="360"/>
+      <w:rPr>
+        <w:rFonts w:hint="eastAsia"/>
+      </w:rPr>
+    </w:pPr>
+  </w:p>
+</w:ftr>
+</file>
+
+<file path=word/footer3.xml><?xml version="1.0" encoding="utf-8"?>
+<w:ftr xmlns:wpc="http://schemas.microsoft.com/office/word/2010/wordprocessingCanvas" xmlns:cx="http://schemas.microsoft.com/office/drawing/2014/chartex" xmlns:cx1="http://schemas.microsoft.com/office/drawing/2015/9/8/chartex" xmlns:cx2="http://schemas.microsoft.com/office/drawing/2015/10/21/chartex" xmlns:cx3="http://schemas.microsoft.com/office/drawing/2016/5/9/chartex" xmlns:cx4="http://schemas.microsoft.com/office/drawing/2016/5/10/chartex" xmlns:cx5="http://schemas.microsoft.com/office/drawing/2016/5/11/chartex" xmlns:cx6="http://schemas.microsoft.com/office/drawing/2016/5/12/chartex" xmlns:cx7="http://schemas.microsoft.com/office/drawing/2016/5/13/chartex" xmlns:cx8="http://schemas.microsoft.com/office/drawing/2016/5/14/chartex" xmlns:mc="http://schemas.openxmlformats.org/markup-compatibility/2006" xmlns:aink="http://schemas.microsoft.com/office/drawing/2016/ink" xmlns:am3d="http://schemas.microsoft.com/office/drawing/2017/model3d" xmlns:o="urn:schemas-microsoft-com:office:office" xmlns:oel="http://schemas.microsoft.com/office/2019/extlst" xmlns:r="http://schemas.openxmlformats.org/officeDocument/2006/relationships" xmlns:m="http://schemas.openxmlformats.org/officeDocument/2006/math" xmlns:v="urn:schemas-microsoft-com:vml" xmlns:wp14="http://schemas.microsoft.com/office/word/2010/wordprocessingDrawing" xmlns:wp="http://schemas.openxmlformats.org/drawingml/2006/wordprocessingDrawing" xmlns:w10="urn:schemas-microsoft-com:office:word" xmlns:w="http://schemas.openxmlformats.org/wordprocessingml/2006/main" xmlns:w14="http://schemas.microsoft.com/office/word/2010/wordml" xmlns:w15="http://schemas.microsoft.com/office/word/2012/wordml" xmlns:w16cex="http://schemas.microsoft.com/office/word/2018/wordml/cex" xmlns:w16cid="http://schemas.microsoft.com/office/word/2016/wordml/cid" xmlns:w16="http://schemas.microsoft.com/office/word/2018/wordml" xmlns:w16du="http://schemas.microsoft.com/office/word/2023/wordml/word16du" xmlns:w16sdtdh="http://schemas.microsoft.com/office/word/2020/wordml/sdtdatahash" xmlns:w16sdtfl="http://schemas.microsoft.com/office/word/2024/wordml/sdtformatlock" xmlns:w16se="http://schemas.microsoft.com/office/word/2015/wordml/symex" xmlns:wpg="http://schemas.microsoft.com/office/word/2010/wordprocessingGroup" xmlns:wpi="http://schemas.microsoft.com/office/word/2010/wordprocessingInk" xmlns:wne="http://schemas.microsoft.com/office/word/2006/wordml" xmlns:wps="http://schemas.microsoft.com/office/word/2010/wordprocessingShape" mc:Ignorable="w14 w15 w16se w16cid w16 w16cex w16sdtdh w16sdtfl w16du wp14">
+  <w:p>
+    <w:pPr>
+      <w:pStyle w:val="af3"/>
+      <w:ind w:firstLine="360"/>
+      <w:rPr>
+        <w:rFonts w:hint="eastAsia"/>
+      </w:rPr>
+    </w:pPr>
+  </w:p>
+</w:ftr>
+</file>
+
+<file path=word/footnotes.xml><?xml version="1.0" encoding="utf-8"?>
+<w:footnotes xmlns:wpc="http://schemas.microsoft.com/office/word/2010/wordprocessingCanvas" xmlns:cx="http://schemas.microsoft.com/office/drawing/2014/chartex" xmlns:cx1="http://schemas.microsoft.com/office/drawing/2015/9/8/chartex" xmlns:cx2="http://schemas.microsoft.com/office/drawing/2015/10/21/chartex" xmlns:cx3="http://schemas.microsoft.com/office/drawing/2016/5/9/chartex" xmlns:cx4="http://schemas.microsoft.com/office/drawing/2016/5/10/chartex" xmlns:cx5="http://schemas.microsoft.com/office/drawing/2016/5/11/chartex" xmlns:cx6="http://schemas.microsoft.com/office/drawing/2016/5/12/chartex" xmlns:cx7="http://schemas.microsoft.com/office/drawing/2016/5/13/chartex" xmlns:cx8="http://schemas.microsoft.com/office/drawing/2016/5/14/chartex" xmlns:mc="http://schemas.openxmlformats.org/markup-compatibility/2006" xmlns:aink="http://schemas.microsoft.com/office/drawing/2016/ink" xmlns:am3d="http://schemas.microsoft.com/office/drawing/2017/model3d" xmlns:o="urn:schemas-microsoft-com:office:office" xmlns:oel="http://schemas.microsoft.com/office/2019/extlst" xmlns:r="http://schemas.openxmlformats.org/officeDocument/2006/relationships" xmlns:m="http://schemas.openxmlformats.org/officeDocument/2006/math" xmlns:v="urn:schemas-microsoft-com:vml" xmlns:wp14="http://schemas.microsoft.com/office/word/2010/wordprocessingDrawing" xmlns:wp="http://schemas.openxmlformats.org/drawingml/2006/wordprocessingDrawing" xmlns:w10="urn:schemas-microsoft-com:office:word" xmlns:w="http://schemas.openxmlformats.org/wordprocessingml/2006/main" xmlns:w14="http://schemas.microsoft.com/office/word/2010/wordml" xmlns:w15="http://schemas.microsoft.com/office/word/2012/wordml" xmlns:w16cex="http://schemas.microsoft.com/office/word/2018/wordml/cex" xmlns:w16cid="http://schemas.microsoft.com/office/word/2016/wordml/cid" xmlns:w16="http://schemas.microsoft.com/office/word/2018/wordml" xmlns:w16du="http://schemas.microsoft.com/office/word/2023/wordml/word16du" xmlns:w16sdtdh="http://schemas.microsoft.com/office/word/2020/wordml/sdtdatahash" xmlns:w16sdtfl="http://schemas.microsoft.com/office/word/2024/wordml/sdtformatlock" xmlns:w16se="http://schemas.microsoft.com/office/word/2015/wordml/symex" xmlns:wpg="http://schemas.microsoft.com/office/word/2010/wordprocessingGroup" xmlns:wpi="http://schemas.microsoft.com/office/word/2010/wordprocessingInk" xmlns:wne="http://schemas.microsoft.com/office/word/2006/wordml" xmlns:wps="http://schemas.microsoft.com/office/word/2010/wordprocessingShape" mc:Ignorable="w14 w15 w16se w16cid w16 w16cex w16sdtdh w16sdtfl w16du wp14">
+  <w:footnote w:type="separator" w:id="-1">
+    <w:p>
+      <w:pPr>
+        <w:spacing w:after="0"/>
+        <w:ind w:firstLine="480"/>
+        <w:rPr>
+          <w:rFonts w:hint="eastAsia"/>
+        </w:rPr>
+      </w:pPr>
+      <w:r>
+        <w:separator/>
+      </w:r>
+    </w:p>
+  </w:footnote>
+  <w:footnote w:type="continuationSeparator" w:id="0">
+    <w:p>
+      <w:pPr>
+        <w:spacing w:after="0"/>
+        <w:ind w:firstLine="480"/>
+        <w:rPr>
+          <w:rFonts w:hint="eastAsia"/>
+        </w:rPr>
+      </w:pPr>
+      <w:r>
+        <w:continuationSeparator/>
+      </w:r>
+    </w:p>
+  </w:footnote>
+</w:footnotes>
+</file>
+
+<file path=word/header1.xml><?xml version="1.0" encoding="utf-8"?>
+<w:hdr xmlns:wpc="http://schemas.microsoft.com/office/word/2010/wordprocessingCanvas" xmlns:cx="http://schemas.microsoft.com/office/drawing/2014/chartex" xmlns:cx1="http://schemas.microsoft.com/office/drawing/2015/9/8/chartex" xmlns:cx2="http://schemas.microsoft.com/office/drawing/2015/10/21/chartex" xmlns:cx3="http://schemas.microsoft.com/office/drawing/2016/5/9/chartex" xmlns:cx4="http://schemas.microsoft.com/office/drawing/2016/5/10/chartex" xmlns:cx5="http://schemas.microsoft.com/office/drawing/2016/5/11/chartex" xmlns:cx6="http://schemas.microsoft.com/office/drawing/2016/5/12/chartex" xmlns:cx7="http://schemas.microsoft.com/office/drawing/2016/5/13/chartex" xmlns:cx8="http://schemas.microsoft.com/office/drawing/2016/5/14/chartex" xmlns:mc="http://schemas.openxmlformats.org/markup-compatibility/2006" xmlns:aink="http://schemas.microsoft.com/office/drawing/2016/ink" xmlns:am3d="http://schemas.microsoft.com/office/drawing/2017/model3d" xmlns:o="urn:schemas-microsoft-com:office:office" xmlns:oel="http://schemas.microsoft.com/office/2019/extlst" xmlns:r="http://schemas.openxmlformats.org/officeDocument/2006/relationships" xmlns:m="http://schemas.openxmlformats.org/officeDocument/2006/math" xmlns:v="urn:schemas-microsoft-com:vml" xmlns:wp14="http://schemas.microsoft.com/office/word/2010/wordprocessingDrawing" xmlns:wp="http://schemas.openxmlformats.org/drawingml/2006/wordprocessingDrawing" xmlns:w10="urn:schemas-microsoft-com:office:word" xmlns:w="http://schemas.openxmlformats.org/wordprocessingml/2006/main" xmlns:w14="http://schemas.microsoft.com/office/word/2010/wordml" xmlns:w15="http://schemas.microsoft.com/office/word/2012/wordml" xmlns:w16cex="http://schemas.microsoft.com/office/word/2018/wordml/cex" xmlns:w16cid="http://schemas.microsoft.com/office/word/2016/wordml/cid" xmlns:w16="http://schemas.microsoft.com/office/word/2018/wordml" xmlns:w16du="http://schemas.microsoft.com/office/word/2023/wordml/word16du" xmlns:w16sdtdh="http://schemas.microsoft.com/office/word/2020/wordml/sdtdatahash" xmlns:w16sdtfl="http://schemas.microsoft.com/office/word/2024/wordml/sdtformatlock" xmlns:w16se="http://schemas.microsoft.com/office/word/2015/wordml/symex" xmlns:wpg="http://schemas.microsoft.com/office/word/2010/wordprocessingGroup" xmlns:wpi="http://schemas.microsoft.com/office/word/2010/wordprocessingInk" xmlns:wne="http://schemas.microsoft.com/office/word/2006/wordml" xmlns:wps="http://schemas.microsoft.com/office/word/2010/wordprocessingShape" mc:Ignorable="w14 w15 w16se w16cid w16 w16cex w16sdtdh w16sdtfl w16du wp14">
+  <w:p>
+    <w:pPr>
+      <w:pStyle w:val="af1"/>
+      <w:ind w:firstLine="360"/>
+      <w:rPr>
+        <w:rFonts w:hint="eastAsia"/>
+      </w:rPr>
+    </w:pPr>
+  </w:p>
+</w:hdr>
+</file>
+
+<file path=word/header2.xml><?xml version="1.0" encoding="utf-8"?>
+<w:hdr xmlns:wpc="http://schemas.microsoft.com/office/word/2010/wordprocessingCanvas" xmlns:cx="http://schemas.microsoft.com/office/drawing/2014/chartex" xmlns:cx1="http://schemas.microsoft.com/office/drawing/2015/9/8/chartex" xmlns:cx2="http://schemas.microsoft.com/office/drawing/2015/10/21/chartex" xmlns:cx3="http://schemas.microsoft.com/office/drawing/2016/5/9/chartex" xmlns:cx4="http://schemas.microsoft.com/office/drawing/2016/5/10/chartex" xmlns:cx5="http://schemas.microsoft.com/office/drawing/2016/5/11/chartex" xmlns:cx6="http://schemas.microsoft.com/office/drawing/2016/5/12/chartex" xmlns:cx7="http://schemas.microsoft.com/office/drawing/2016/5/13/chartex" xmlns:cx8="http://schemas.microsoft.com/office/drawing/2016/5/14/chartex" xmlns:mc="http://schemas.openxmlformats.org/markup-compatibility/2006" xmlns:aink="http://schemas.microsoft.com/office/drawing/2016/ink" xmlns:am3d="http://schemas.microsoft.com/office/drawing/2017/model3d" xmlns:o="urn:schemas-microsoft-com:office:office" xmlns:oel="http://schemas.microsoft.com/office/2019/extlst" xmlns:r="http://schemas.openxmlformats.org/officeDocument/2006/relationships" xmlns:m="http://schemas.openxmlformats.org/officeDocument/2006/math" xmlns:v="urn:schemas-microsoft-com:vml" xmlns:wp14="http://schemas.microsoft.com/office/word/2010/wordprocessingDrawing" xmlns:wp="http://schemas.openxmlformats.org/drawingml/2006/wordprocessingDrawing" xmlns:w10="urn:schemas-microsoft-com:office:word" xmlns:w="http://schemas.openxmlformats.org/wordprocessingml/2006/main" xmlns:w14="http://schemas.microsoft.com/office/word/2010/wordml" xmlns:w15="http://schemas.microsoft.com/office/word/2012/wordml" xmlns:w16cex="http://schemas.microsoft.com/office/word/2018/wordml/cex" xmlns:w16cid="http://schemas.microsoft.com/office/word/2016/wordml/cid" xmlns:w16="http://schemas.microsoft.com/office/word/2018/wordml" xmlns:w16du="http://schemas.microsoft.com/office/word/2023/wordml/word16du" xmlns:w16sdtdh="http://schemas.microsoft.com/office/word/2020/wordml/sdtdatahash" xmlns:w16sdtfl="http://schemas.microsoft.com/office/word/2024/wordml/sdtformatlock" xmlns:w16se="http://schemas.microsoft.com/office/word/2015/wordml/symex" xmlns:wpg="http://schemas.microsoft.com/office/word/2010/wordprocessingGroup" xmlns:wpi="http://schemas.microsoft.com/office/word/2010/wordprocessingInk" xmlns:wne="http://schemas.microsoft.com/office/word/2006/wordml" xmlns:wps="http://schemas.microsoft.com/office/word/2010/wordprocessingShape" mc:Ignorable="w14 w15 w16se w16cid w16 w16cex w16sdtdh w16sdtfl w16du wp14">
+  <w:p>
+    <w:pPr>
+      <w:pStyle w:val="af1"/>
+      <w:ind w:firstLine="360"/>
+      <w:rPr>
+        <w:rFonts w:hint="eastAsia"/>
+      </w:rPr>
+    </w:pPr>
+  </w:p>
+</w:hdr>
+</file>
+
+<file path=word/header3.xml><?xml version="1.0" encoding="utf-8"?>
+<w:hdr xmlns:wpc="http://schemas.microsoft.com/office/word/2010/wordprocessingCanvas" xmlns:cx="http://schemas.microsoft.com/office/drawing/2014/chartex" xmlns:cx1="http://schemas.microsoft.com/office/drawing/2015/9/8/chartex" xmlns:cx2="http://schemas.microsoft.com/office/drawing/2015/10/21/chartex" xmlns:cx3="http://schemas.microsoft.com/office/drawing/2016/5/9/chartex" xmlns:cx4="http://schemas.microsoft.com/office/drawing/2016/5/10/chartex" xmlns:cx5="http://schemas.microsoft.com/office/drawing/2016/5/11/chartex" xmlns:cx6="http://schemas.microsoft.com/office/drawing/2016/5/12/chartex" xmlns:cx7="http://schemas.microsoft.com/office/drawing/2016/5/13/chartex" xmlns:cx8="http://schemas.microsoft.com/office/drawing/2016/5/14/chartex" xmlns:mc="http://schemas.openxmlformats.org/markup-compatibility/2006" xmlns:aink="http://schemas.microsoft.com/office/drawing/2016/ink" xmlns:am3d="http://schemas.microsoft.com/office/drawing/2017/model3d" xmlns:o="urn:schemas-microsoft-com:office:office" xmlns:oel="http://schemas.microsoft.com/office/2019/extlst" xmlns:r="http://schemas.openxmlformats.org/officeDocument/2006/relationships" xmlns:m="http://schemas.openxmlformats.org/officeDocument/2006/math" xmlns:v="urn:schemas-microsoft-com:vml" xmlns:wp14="http://schemas.microsoft.com/office/word/2010/wordprocessingDrawing" xmlns:wp="http://schemas.openxmlformats.org/drawingml/2006/wordprocessingDrawing" xmlns:w10="urn:schemas-microsoft-com:office:word" xmlns:w="http://schemas.openxmlformats.org/wordprocessingml/2006/main" xmlns:w14="http://schemas.microsoft.com/office/word/2010/wordml" xmlns:w15="http://schemas.microsoft.com/office/word/2012/wordml" xmlns:w16cex="http://schemas.microsoft.com/office/word/2018/wordml/cex" xmlns:w16cid="http://schemas.microsoft.com/office/word/2016/wordml/cid" xmlns:w16="http://schemas.microsoft.com/office/word/2018/wordml" xmlns:w16du="http://schemas.microsoft.com/office/word/2023/wordml/word16du" xmlns:w16sdtdh="http://schemas.microsoft.com/office/word/2020/wordml/sdtdatahash" xmlns:w16sdtfl="http://schemas.microsoft.com/office/word/2024/wordml/sdtformatlock" xmlns:w16se="http://schemas.microsoft.com/office/word/2015/wordml/symex" xmlns:wpg="http://schemas.microsoft.com/office/word/2010/wordprocessingGroup" xmlns:wpi="http://schemas.microsoft.com/office/word/2010/wordprocessingInk" xmlns:wne="http://schemas.microsoft.com/office/word/2006/wordml" xmlns:wps="http://schemas.microsoft.com/office/word/2010/wordprocessingShape" mc:Ignorable="w14 w15 w16se w16cid w16 w16cex w16sdtdh w16sdtfl w16du wp14">
+  <w:p>
+    <w:pPr>
+      <w:pStyle w:val="af1"/>
+      <w:ind w:firstLine="360"/>
+      <w:rPr>
+        <w:rFonts w:hint="eastAsia"/>
+      </w:rPr>
+    </w:pPr>
+  </w:p>
+</w:hdr>
 </file>
 
 <file path=word/numbering.xml><?xml version="1.0" encoding="utf-8"?>
@@ -2120,6 +2346,7 @@
   <w:style w:type="character" w:default="1" w:styleId="a0">
     <w:name w:val="Default Paragraph Font"/>
     <w:uiPriority w:val="1"/>
+    <w:semiHidden/>
     <w:unhideWhenUsed/>
   </w:style>
   <w:style w:type="table" w:default="1" w:styleId="a1">
@@ -2307,6 +2534,7 @@
       <w:numPr>
         <w:ilvl w:val="1"/>
       </w:numPr>
+      <w:ind w:firstLineChars="200" w:firstLine="200"/>
       <w:jc w:val="center"/>
     </w:pPr>
     <w:rPr>
@@ -2465,6 +2693,69 @@
     <w:rsid w:val="00C3235E"/>
     <w:rPr>
       <w:rFonts w:ascii="Times New Roman" w:hAnsi="Times New Roman" w:cs="Times New Roman"/>
+    </w:rPr>
+  </w:style>
+  <w:style w:type="paragraph" w:styleId="af1">
+    <w:name w:val="header"/>
+    <w:basedOn w:val="a"/>
+    <w:link w:val="af2"/>
+    <w:uiPriority w:val="99"/>
+    <w:unhideWhenUsed/>
+    <w:rsid w:val="000E1BBC"/>
+    <w:pPr>
+      <w:tabs>
+        <w:tab w:val="center" w:pos="4153"/>
+        <w:tab w:val="right" w:pos="8306"/>
+      </w:tabs>
+      <w:snapToGrid w:val="0"/>
+      <w:jc w:val="center"/>
+    </w:pPr>
+    <w:rPr>
+      <w:sz w:val="18"/>
+      <w:szCs w:val="18"/>
+    </w:rPr>
+  </w:style>
+  <w:style w:type="character" w:customStyle="1" w:styleId="af2">
+    <w:name w:val="页眉 字符"/>
+    <w:basedOn w:val="a0"/>
+    <w:link w:val="af1"/>
+    <w:uiPriority w:val="99"/>
+    <w:rsid w:val="000E1BBC"/>
+    <w:rPr>
+      <w:rFonts w:eastAsia="宋体"/>
+      <w:sz w:val="18"/>
+      <w:szCs w:val="18"/>
+    </w:rPr>
+  </w:style>
+  <w:style w:type="paragraph" w:styleId="af3">
+    <w:name w:val="footer"/>
+    <w:basedOn w:val="a"/>
+    <w:link w:val="af4"/>
+    <w:uiPriority w:val="99"/>
+    <w:unhideWhenUsed/>
+    <w:rsid w:val="000E1BBC"/>
+    <w:pPr>
+      <w:tabs>
+        <w:tab w:val="center" w:pos="4153"/>
+        <w:tab w:val="right" w:pos="8306"/>
+      </w:tabs>
+      <w:snapToGrid w:val="0"/>
+    </w:pPr>
+    <w:rPr>
+      <w:sz w:val="18"/>
+      <w:szCs w:val="18"/>
+    </w:rPr>
+  </w:style>
+  <w:style w:type="character" w:customStyle="1" w:styleId="af4">
+    <w:name w:val="页脚 字符"/>
+    <w:basedOn w:val="a0"/>
+    <w:link w:val="af3"/>
+    <w:uiPriority w:val="99"/>
+    <w:rsid w:val="000E1BBC"/>
+    <w:rPr>
+      <w:rFonts w:eastAsia="宋体"/>
+      <w:sz w:val="18"/>
+      <w:szCs w:val="18"/>
     </w:rPr>
   </w:style>
 </w:styles>

--- a/作业三.docx
+++ b/作业三.docx
@@ -151,7 +151,7 @@
           <w:noProof/>
         </w:rPr>
         <w:drawing>
-          <wp:inline distT="0" distB="0" distL="0" distR="0" wp14:anchorId="6CBB98A3" wp14:editId="6E53D6D3">
+          <wp:inline distT="0" distB="0" distL="0" distR="0" wp14:anchorId="6CBB98A3" wp14:editId="008063D9">
             <wp:extent cx="2314081" cy="1803400"/>
             <wp:effectExtent l="0" t="0" r="0" b="6350"/>
             <wp:docPr id="14456878" name="图片 3"/>
@@ -205,7 +205,7 @@
           <w:noProof/>
         </w:rPr>
         <w:drawing>
-          <wp:inline distT="0" distB="0" distL="0" distR="0" wp14:anchorId="46F826B2" wp14:editId="761A69A5">
+          <wp:inline distT="0" distB="0" distL="0" distR="0" wp14:anchorId="46F826B2" wp14:editId="423B8594">
             <wp:extent cx="2302091" cy="1804035"/>
             <wp:effectExtent l="0" t="0" r="3175" b="5715"/>
             <wp:docPr id="1777932649" name="图片 4"/>
@@ -294,12 +294,14 @@
         </w:rPr>
         <w:t>在</w:t>
       </w:r>
+      <w:proofErr w:type="spellStart"/>
       <w:r>
         <w:rPr>
           <w:rFonts w:ascii="Times New Roman" w:hAnsi="Times New Roman" w:cs="Times New Roman"/>
         </w:rPr>
         <w:t>powershell</w:t>
       </w:r>
+      <w:proofErr w:type="spellEnd"/>
       <w:r>
         <w:rPr>
           <w:rFonts w:ascii="Times New Roman" w:hAnsi="Times New Roman" w:cs="Times New Roman"/>
@@ -310,7 +312,21 @@
         <w:rPr>
           <w:rFonts w:ascii="Times New Roman" w:hAnsi="Times New Roman" w:cs="Times New Roman"/>
         </w:rPr>
-        <w:t xml:space="preserve"> wsl -l -v </w:t>
+        <w:t xml:space="preserve"> </w:t>
+      </w:r>
+      <w:proofErr w:type="spellStart"/>
+      <w:r>
+        <w:rPr>
+          <w:rFonts w:ascii="Times New Roman" w:hAnsi="Times New Roman" w:cs="Times New Roman"/>
+        </w:rPr>
+        <w:t>wsl</w:t>
+      </w:r>
+      <w:proofErr w:type="spellEnd"/>
+      <w:r>
+        <w:rPr>
+          <w:rFonts w:ascii="Times New Roman" w:hAnsi="Times New Roman" w:cs="Times New Roman"/>
+        </w:rPr>
+        <w:t xml:space="preserve"> -l -v </w:t>
       </w:r>
       <w:r>
         <w:rPr>
@@ -414,6 +430,97 @@
       <w:pPr>
         <w:ind w:firstLine="480"/>
         <w:rPr>
+          <w:rFonts w:ascii="Times New Roman" w:hAnsi="Times New Roman" w:cs="Times New Roman" w:hint="eastAsia"/>
+        </w:rPr>
+      </w:pPr>
+      <w:r>
+        <w:rPr>
+          <w:rFonts w:ascii="Times New Roman" w:hAnsi="Times New Roman" w:cs="Times New Roman" w:hint="eastAsia"/>
+        </w:rPr>
+        <w:t>安装</w:t>
+      </w:r>
+      <w:proofErr w:type="spellStart"/>
+      <w:r>
+        <w:rPr>
+          <w:rFonts w:ascii="Times New Roman" w:hAnsi="Times New Roman" w:cs="Times New Roman" w:hint="eastAsia"/>
+        </w:rPr>
+        <w:t>wsl</w:t>
+      </w:r>
+      <w:proofErr w:type="spellEnd"/>
+    </w:p>
+    <w:p>
+      <w:pPr>
+        <w:ind w:firstLine="480"/>
+        <w:rPr>
+          <w:rFonts w:ascii="Times New Roman" w:hAnsi="Times New Roman" w:cs="Times New Roman"/>
+        </w:rPr>
+      </w:pPr>
+      <w:r>
+        <w:rPr>
+          <w:rFonts w:ascii="Times New Roman" w:hAnsi="Times New Roman" w:cs="Times New Roman"/>
+        </w:rPr>
+        <w:drawing>
+          <wp:inline distT="0" distB="0" distL="0" distR="0" wp14:anchorId="3AA54E35" wp14:editId="724E55B9">
+            <wp:extent cx="5274310" cy="2663825"/>
+            <wp:effectExtent l="0" t="0" r="2540" b="3175"/>
+            <wp:docPr id="1038171655" name="图片 2"/>
+            <wp:cNvGraphicFramePr>
+              <a:graphicFrameLocks xmlns:a="http://schemas.openxmlformats.org/drawingml/2006/main" noChangeAspect="1"/>
+            </wp:cNvGraphicFramePr>
+            <a:graphic xmlns:a="http://schemas.openxmlformats.org/drawingml/2006/main">
+              <a:graphicData uri="http://schemas.openxmlformats.org/drawingml/2006/picture">
+                <pic:pic xmlns:pic="http://schemas.openxmlformats.org/drawingml/2006/picture">
+                  <pic:nvPicPr>
+                    <pic:cNvPr id="0" name="Picture 6"/>
+                    <pic:cNvPicPr>
+                      <a:picLocks noChangeAspect="1" noChangeArrowheads="1"/>
+                    </pic:cNvPicPr>
+                  </pic:nvPicPr>
+                  <pic:blipFill>
+                    <a:blip r:embed="rId11" cstate="print">
+                      <a:extLst>
+                        <a:ext uri="{28A0092B-C50C-407E-A947-70E740481C1C}">
+                          <a14:useLocalDpi xmlns:a14="http://schemas.microsoft.com/office/drawing/2010/main" val="0"/>
+                        </a:ext>
+                      </a:extLst>
+                    </a:blip>
+                    <a:srcRect/>
+                    <a:stretch>
+                      <a:fillRect/>
+                    </a:stretch>
+                  </pic:blipFill>
+                  <pic:spPr bwMode="auto">
+                    <a:xfrm>
+                      <a:off x="0" y="0"/>
+                      <a:ext cx="5274310" cy="2663825"/>
+                    </a:xfrm>
+                    <a:prstGeom prst="rect">
+                      <a:avLst/>
+                    </a:prstGeom>
+                    <a:noFill/>
+                    <a:ln>
+                      <a:noFill/>
+                    </a:ln>
+                  </pic:spPr>
+                </pic:pic>
+              </a:graphicData>
+            </a:graphic>
+          </wp:inline>
+        </w:drawing>
+      </w:r>
+    </w:p>
+    <w:p>
+      <w:pPr>
+        <w:ind w:firstLine="480"/>
+        <w:rPr>
+          <w:rFonts w:ascii="Times New Roman" w:hAnsi="Times New Roman" w:cs="Times New Roman" w:hint="eastAsia"/>
+        </w:rPr>
+      </w:pPr>
+    </w:p>
+    <w:p>
+      <w:pPr>
+        <w:ind w:firstLine="480"/>
+        <w:rPr>
           <w:rFonts w:ascii="Times New Roman" w:hAnsi="Times New Roman" w:cs="Times New Roman"/>
         </w:rPr>
       </w:pPr>
@@ -427,7 +534,21 @@
         <w:rPr>
           <w:rFonts w:ascii="Times New Roman" w:hAnsi="Times New Roman" w:cs="Times New Roman"/>
         </w:rPr>
-        <w:t xml:space="preserve"> wsl </w:t>
+        <w:t xml:space="preserve"> </w:t>
+      </w:r>
+      <w:proofErr w:type="spellStart"/>
+      <w:r>
+        <w:rPr>
+          <w:rFonts w:ascii="Times New Roman" w:hAnsi="Times New Roman" w:cs="Times New Roman"/>
+        </w:rPr>
+        <w:t>wsl</w:t>
+      </w:r>
+      <w:proofErr w:type="spellEnd"/>
+      <w:r>
+        <w:rPr>
+          <w:rFonts w:ascii="Times New Roman" w:hAnsi="Times New Roman" w:cs="Times New Roman"/>
+        </w:rPr>
+        <w:t xml:space="preserve"> </w:t>
       </w:r>
       <w:r>
         <w:rPr>
@@ -439,7 +560,21 @@
         <w:rPr>
           <w:rFonts w:ascii="Times New Roman" w:hAnsi="Times New Roman" w:cs="Times New Roman"/>
         </w:rPr>
-        <w:t xml:space="preserve"> lsb_release -a </w:t>
+        <w:t xml:space="preserve"> </w:t>
+      </w:r>
+      <w:proofErr w:type="spellStart"/>
+      <w:r>
+        <w:rPr>
+          <w:rFonts w:ascii="Times New Roman" w:hAnsi="Times New Roman" w:cs="Times New Roman"/>
+        </w:rPr>
+        <w:t>lsb_release</w:t>
+      </w:r>
+      <w:proofErr w:type="spellEnd"/>
+      <w:r>
+        <w:rPr>
+          <w:rFonts w:ascii="Times New Roman" w:hAnsi="Times New Roman" w:cs="Times New Roman"/>
+        </w:rPr>
+        <w:t xml:space="preserve"> -a </w:t>
       </w:r>
       <w:r>
         <w:rPr>
@@ -451,25 +586,7 @@
         <w:rPr>
           <w:rFonts w:ascii="Times New Roman" w:hAnsi="Times New Roman" w:cs="Times New Roman"/>
         </w:rPr>
-        <w:t xml:space="preserve"> Ubuntu 26.04.1 LTS (</w:t>
-      </w:r>
-      <w:r>
-        <w:rPr>
-          <w:rFonts w:ascii="Times New Roman" w:hAnsi="Times New Roman" w:cs="Times New Roman"/>
-        </w:rPr>
-        <w:t>代号</w:t>
-      </w:r>
-      <w:r>
-        <w:rPr>
-          <w:rFonts w:ascii="Times New Roman" w:hAnsi="Times New Roman" w:cs="Times New Roman"/>
-        </w:rPr>
-        <w:t xml:space="preserve"> resolute)</w:t>
-      </w:r>
-      <w:r>
-        <w:rPr>
-          <w:rFonts w:ascii="Times New Roman" w:hAnsi="Times New Roman" w:cs="Times New Roman"/>
-        </w:rPr>
-        <w:t>。</w:t>
+        <w:t xml:space="preserve"> Ubuntu 26.04.1 LTS </w:t>
       </w:r>
     </w:p>
     <w:p>
@@ -502,7 +619,7 @@
                     </pic:cNvPicPr>
                   </pic:nvPicPr>
                   <pic:blipFill>
-                    <a:blip r:embed="rId11">
+                    <a:blip r:embed="rId12">
                       <a:extLst>
                         <a:ext uri="{28A0092B-C50C-407E-A947-70E740481C1C}">
                           <a14:useLocalDpi xmlns:a14="http://schemas.microsoft.com/office/drawing/2010/main" val="0"/>
@@ -586,12 +703,14 @@
         </w:rPr>
         <w:t>，输入</w:t>
       </w:r>
+      <w:proofErr w:type="spellStart"/>
       <w:r>
         <w:rPr>
           <w:rFonts w:hint="eastAsia"/>
         </w:rPr>
         <w:t>wsl</w:t>
       </w:r>
+      <w:proofErr w:type="spellEnd"/>
       <w:r>
         <w:rPr>
           <w:rFonts w:hint="eastAsia"/>
@@ -625,7 +744,15 @@
         <w:t>执行</w:t>
       </w:r>
       <w:r>
-        <w:t>curl -fsSL https://openclaw.ai/install.sh | bash</w:t>
+        <w:t>curl -</w:t>
+      </w:r>
+      <w:proofErr w:type="spellStart"/>
+      <w:r>
+        <w:t>fsSL</w:t>
+      </w:r>
+      <w:proofErr w:type="spellEnd"/>
+      <w:r>
+        <w:t xml:space="preserve"> https://openclaw.ai/install.sh | bash</w:t>
       </w:r>
     </w:p>
     <w:p>
@@ -639,6 +766,7 @@
         <w:rPr>
           <w:noProof/>
         </w:rPr>
+        <w:lastRenderedPageBreak/>
         <w:drawing>
           <wp:inline distT="0" distB="0" distL="0" distR="0" wp14:anchorId="598A90DA" wp14:editId="20CE3049">
             <wp:extent cx="5274310" cy="836295"/>
@@ -655,7 +783,7 @@
                     <pic:cNvPicPr/>
                   </pic:nvPicPr>
                   <pic:blipFill>
-                    <a:blip r:embed="rId12"/>
+                    <a:blip r:embed="rId13"/>
                     <a:stretch>
                       <a:fillRect/>
                     </a:stretch>
@@ -701,7 +829,6 @@
         <w:rPr>
           <w:noProof/>
         </w:rPr>
-        <w:lastRenderedPageBreak/>
         <w:drawing>
           <wp:inline distT="0" distB="0" distL="0" distR="0" wp14:anchorId="79818609" wp14:editId="0502F517">
             <wp:extent cx="5274310" cy="4240530"/>
@@ -718,7 +845,7 @@
                     <pic:cNvPicPr/>
                   </pic:nvPicPr>
                   <pic:blipFill>
-                    <a:blip r:embed="rId13"/>
+                    <a:blip r:embed="rId14"/>
                     <a:stretch>
                       <a:fillRect/>
                     </a:stretch>
@@ -809,7 +936,7 @@
                     </pic:cNvPicPr>
                   </pic:nvPicPr>
                   <pic:blipFill>
-                    <a:blip r:embed="rId14">
+                    <a:blip r:embed="rId15">
                       <a:extLst>
                         <a:ext uri="{28A0092B-C50C-407E-A947-70E740481C1C}">
                           <a14:useLocalDpi xmlns:a14="http://schemas.microsoft.com/office/drawing/2010/main" val="0"/>
@@ -854,12 +981,14 @@
         </w:rPr>
         <w:t>输入</w:t>
       </w:r>
+      <w:proofErr w:type="spellStart"/>
       <w:r>
         <w:rPr>
           <w:rFonts w:hint="eastAsia"/>
         </w:rPr>
         <w:t>api</w:t>
       </w:r>
+      <w:proofErr w:type="spellEnd"/>
       <w:r>
         <w:rPr>
           <w:rFonts w:hint="eastAsia"/>
@@ -887,7 +1016,7 @@
                     <pic:cNvPicPr/>
                   </pic:nvPicPr>
                   <pic:blipFill>
-                    <a:blip r:embed="rId15"/>
+                    <a:blip r:embed="rId16"/>
                     <a:stretch>
                       <a:fillRect/>
                     </a:stretch>
@@ -949,7 +1078,7 @@
                     <pic:cNvPicPr/>
                   </pic:nvPicPr>
                   <pic:blipFill>
-                    <a:blip r:embed="rId16"/>
+                    <a:blip r:embed="rId17"/>
                     <a:stretch>
                       <a:fillRect/>
                     </a:stretch>
@@ -1042,9 +1171,19 @@
         </w:rPr>
         <w:t>，输入</w:t>
       </w:r>
-      <w:r>
-        <w:t>openclaw channels login --channel feishu</w:t>
-      </w:r>
+      <w:proofErr w:type="spellStart"/>
+      <w:r>
+        <w:t>openclaw</w:t>
+      </w:r>
+      <w:proofErr w:type="spellEnd"/>
+      <w:r>
+        <w:t xml:space="preserve"> channels login --channel </w:t>
+      </w:r>
+      <w:proofErr w:type="spellStart"/>
+      <w:r>
+        <w:t>feishu</w:t>
+      </w:r>
+      <w:proofErr w:type="spellEnd"/>
       <w:r>
         <w:rPr>
           <w:rFonts w:hint="eastAsia"/>
@@ -1065,7 +1204,7 @@
         </w:rPr>
         <w:lastRenderedPageBreak/>
         <w:drawing>
-          <wp:inline distT="0" distB="0" distL="0" distR="0" wp14:anchorId="147591C7" wp14:editId="14BB723E">
+          <wp:inline distT="0" distB="0" distL="0" distR="0" wp14:anchorId="147591C7" wp14:editId="4E71797B">
             <wp:extent cx="5274310" cy="2889250"/>
             <wp:effectExtent l="0" t="0" r="2540" b="6350"/>
             <wp:docPr id="1243714620" name="图片 11"/>
@@ -1082,7 +1221,7 @@
                     </pic:cNvPicPr>
                   </pic:nvPicPr>
                   <pic:blipFill>
-                    <a:blip r:embed="rId17" cstate="print">
+                    <a:blip r:embed="rId18" cstate="print">
                       <a:extLst>
                         <a:ext uri="{28A0092B-C50C-407E-A947-70E740481C1C}">
                           <a14:useLocalDpi xmlns:a14="http://schemas.microsoft.com/office/drawing/2010/main" val="0"/>
@@ -1141,14 +1280,27 @@
         </w:rPr>
         <w:t>配置好之后重启网关</w:t>
       </w:r>
-      <w:r>
-        <w:t>openclaw gateway install</w:t>
+      <w:proofErr w:type="spellStart"/>
+      <w:r>
+        <w:t>openclaw</w:t>
+      </w:r>
+      <w:proofErr w:type="spellEnd"/>
+      <w:r>
+        <w:t xml:space="preserve"> gateway install</w:t>
       </w:r>
       <w:r>
         <w:t>然后</w:t>
       </w:r>
       <w:r>
-        <w:t xml:space="preserve"> openclaw gateway start</w:t>
+        <w:t xml:space="preserve"> </w:t>
+      </w:r>
+      <w:proofErr w:type="spellStart"/>
+      <w:r>
+        <w:t>openclaw</w:t>
+      </w:r>
+      <w:proofErr w:type="spellEnd"/>
+      <w:r>
+        <w:t xml:space="preserve"> gateway start</w:t>
       </w:r>
     </w:p>
     <w:p>
@@ -1189,7 +1341,7 @@
                     </pic:cNvPicPr>
                   </pic:nvPicPr>
                   <pic:blipFill>
-                    <a:blip r:embed="rId18">
+                    <a:blip r:embed="rId19">
                       <a:extLst>
                         <a:ext uri="{28A0092B-C50C-407E-A947-70E740481C1C}">
                           <a14:useLocalDpi xmlns:a14="http://schemas.microsoft.com/office/drawing/2010/main" val="0"/>
@@ -1243,8 +1395,13 @@
         </w:rPr>
         <w:t>输入</w:t>
       </w:r>
-      <w:r>
-        <w:t>openclaw skills</w:t>
+      <w:proofErr w:type="spellStart"/>
+      <w:r>
+        <w:t>openclaw</w:t>
+      </w:r>
+      <w:proofErr w:type="spellEnd"/>
+      <w:r>
+        <w:t xml:space="preserve"> skills</w:t>
       </w:r>
       <w:r>
         <w:rPr>
@@ -1286,7 +1443,7 @@
                     <pic:cNvPicPr/>
                   </pic:nvPicPr>
                   <pic:blipFill>
-                    <a:blip r:embed="rId19"/>
+                    <a:blip r:embed="rId20"/>
                     <a:stretch>
                       <a:fillRect/>
                     </a:stretch>
@@ -1363,7 +1520,7 @@
                     </pic:cNvPicPr>
                   </pic:nvPicPr>
                   <pic:blipFill>
-                    <a:blip r:embed="rId20" cstate="print">
+                    <a:blip r:embed="rId21" cstate="print">
                       <a:extLst>
                         <a:ext uri="{28A0092B-C50C-407E-A947-70E740481C1C}">
                           <a14:useLocalDpi xmlns:a14="http://schemas.microsoft.com/office/drawing/2010/main" val="0"/>
@@ -1422,7 +1579,7 @@
         </w:rPr>
         <w:lastRenderedPageBreak/>
         <w:drawing>
-          <wp:inline distT="0" distB="0" distL="0" distR="0" wp14:anchorId="78D2F8E0" wp14:editId="2FC431E9">
+          <wp:inline distT="0" distB="0" distL="0" distR="0" wp14:anchorId="78D2F8E0" wp14:editId="5F07EF3A">
             <wp:extent cx="5274310" cy="4786630"/>
             <wp:effectExtent l="0" t="0" r="2540" b="0"/>
             <wp:docPr id="1334417246" name="图片 16"/>
@@ -1439,7 +1596,7 @@
                     </pic:cNvPicPr>
                   </pic:nvPicPr>
                   <pic:blipFill>
-                    <a:blip r:embed="rId21" cstate="print">
+                    <a:blip r:embed="rId22" cstate="print">
                       <a:extLst>
                         <a:ext uri="{28A0092B-C50C-407E-A947-70E740481C1C}">
                           <a14:useLocalDpi xmlns:a14="http://schemas.microsoft.com/office/drawing/2010/main" val="0"/>
@@ -1472,12 +1629,12 @@
       </w:r>
     </w:p>
     <w:sectPr>
-      <w:headerReference w:type="even" r:id="rId22"/>
-      <w:headerReference w:type="default" r:id="rId23"/>
-      <w:footerReference w:type="even" r:id="rId24"/>
-      <w:footerReference w:type="default" r:id="rId25"/>
-      <w:headerReference w:type="first" r:id="rId26"/>
-      <w:footerReference w:type="first" r:id="rId27"/>
+      <w:headerReference w:type="even" r:id="rId23"/>
+      <w:headerReference w:type="default" r:id="rId24"/>
+      <w:footerReference w:type="even" r:id="rId25"/>
+      <w:footerReference w:type="default" r:id="rId26"/>
+      <w:headerReference w:type="first" r:id="rId27"/>
+      <w:footerReference w:type="first" r:id="rId28"/>
       <w:pgSz w:w="11906" w:h="16838"/>
       <w:pgMar w:top="1440" w:right="1800" w:bottom="1440" w:left="1800" w:header="851" w:footer="992" w:gutter="0"/>
       <w:cols w:space="425"/>
@@ -2346,7 +2503,6 @@
   <w:style w:type="character" w:default="1" w:styleId="a0">
     <w:name w:val="Default Paragraph Font"/>
     <w:uiPriority w:val="1"/>
-    <w:semiHidden/>
     <w:unhideWhenUsed/>
   </w:style>
   <w:style w:type="table" w:default="1" w:styleId="a1">
